--- a/docs/compliance/AGT-SA-001_Automated_Security_Assessment.docx
+++ b/docs/compliance/AGT-SA-001_Automated_Security_Assessment.docx
@@ -4113,6 +4113,1108 @@
         <w:t>Full detail: docs/audit/CONNECTOR_OPERATIONAL_MONITORING.md.</w:t>
       </w:r>
     </w:p>
+    <w:p>
+      <w:r>
+        <w:t>---</w:t>
+      </w:r>
+    </w:p>
+    <w:p>
+      <w:pPr>
+        <w:pStyle w:val="Heading1"/>
+      </w:pPr>
+      <w:r>
+        <w:rPr>
+          <w:color w:val="1B2A4A"/>
+        </w:rPr>
+        <w:t>Appendix — Sprint update : SAM.gov, sources, and CI DAST</w:t>
+      </w:r>
+    </w:p>
+    <w:p>
+      <w:pPr>
+        <w:pStyle w:val="Heading2"/>
+      </w:pPr>
+      <w:r>
+        <w:rPr>
+          <w:color w:val="1B2A4A"/>
+        </w:rPr>
+        <w:t>SAM.gov connector — built, NOT operational</w:t>
+      </w:r>
+    </w:p>
+    <w:tbl>
+      <w:tblPr>
+        <w:tblStyle w:val="LightGrid-Accent1"/>
+        <w:tblW w:type="auto" w:w="0"/>
+        <w:tblLook w:firstColumn="1" w:firstRow="1" w:lastColumn="0" w:lastRow="0" w:noHBand="0" w:noVBand="1" w:val="04A0"/>
+      </w:tblPr>
+      <w:tblGrid>
+        <w:gridCol w:w="4320"/>
+        <w:gridCol w:w="4320"/>
+      </w:tblGrid>
+      <w:tr>
+        <w:tc>
+          <w:tcPr>
+            <w:tcW w:type="dxa" w:w="4320"/>
+          </w:tcPr>
+          <w:p>
+            <w:r>
+              <w:rPr>
+                <w:b/>
+                <w:sz w:val="16"/>
+              </w:rPr>
+              <w:t>Item</w:t>
+            </w:r>
+          </w:p>
+        </w:tc>
+        <w:tc>
+          <w:tcPr>
+            <w:tcW w:type="dxa" w:w="4320"/>
+          </w:tcPr>
+          <w:p>
+            <w:r>
+              <w:rPr>
+                <w:b/>
+                <w:sz w:val="16"/>
+              </w:rPr>
+              <w:t>Status</w:t>
+            </w:r>
+          </w:p>
+        </w:tc>
+      </w:tr>
+      <w:tr>
+        <w:tc>
+          <w:tcPr>
+            <w:tcW w:type="dxa" w:w="4320"/>
+          </w:tcPr>
+          <w:p>
+            <w:r>
+              <w:rPr>
+                <w:sz w:val="16"/>
+              </w:rPr>
+              <w:t>Entity Management API (v3/entities)</w:t>
+            </w:r>
+          </w:p>
+        </w:tc>
+        <w:tc>
+          <w:tcPr>
+            <w:tcW w:type="dxa" w:w="4320"/>
+          </w:tcPr>
+          <w:p>
+            <w:r>
+              <w:rPr>
+                <w:sz w:val="16"/>
+              </w:rPr>
+              <w:t>Implemented — registration + Active check</w:t>
+            </w:r>
+          </w:p>
+        </w:tc>
+      </w:tr>
+      <w:tr>
+        <w:tc>
+          <w:tcPr>
+            <w:tcW w:type="dxa" w:w="4320"/>
+          </w:tcPr>
+          <w:p>
+            <w:r>
+              <w:rPr>
+                <w:sz w:val="16"/>
+              </w:rPr>
+              <w:t>Exclusions API (v4/exclusions)</w:t>
+            </w:r>
+          </w:p>
+        </w:tc>
+        <w:tc>
+          <w:tcPr>
+            <w:tcW w:type="dxa" w:w="4320"/>
+          </w:tcPr>
+          <w:p>
+            <w:r>
+              <w:rPr>
+                <w:sz w:val="16"/>
+              </w:rPr>
+              <w:t>Implemented — queried independently, not inferred from the v3 summary flag</w:t>
+            </w:r>
+          </w:p>
+        </w:tc>
+      </w:tr>
+      <w:tr>
+        <w:tc>
+          <w:tcPr>
+            <w:tcW w:type="dxa" w:w="4320"/>
+          </w:tcPr>
+          <w:p>
+            <w:r>
+              <w:rPr>
+                <w:sz w:val="16"/>
+              </w:rPr>
+              <w:t>UEI exact match</w:t>
+            </w:r>
+          </w:p>
+        </w:tc>
+        <w:tc>
+          <w:tcPr>
+            <w:tcW w:type="dxa" w:w="4320"/>
+          </w:tcPr>
+          <w:p>
+            <w:r>
+              <w:rPr>
+                <w:sz w:val="16"/>
+              </w:rPr>
+              <w:t>Implemented</w:t>
+            </w:r>
+          </w:p>
+        </w:tc>
+      </w:tr>
+      <w:tr>
+        <w:tc>
+          <w:tcPr>
+            <w:tcW w:type="dxa" w:w="4320"/>
+          </w:tcPr>
+          <w:p>
+            <w:r>
+              <w:rPr>
+                <w:sz w:val="16"/>
+              </w:rPr>
+              <w:t>Legal-name fallback</w:t>
+            </w:r>
+          </w:p>
+        </w:tc>
+        <w:tc>
+          <w:tcPr>
+            <w:tcW w:type="dxa" w:w="4320"/>
+          </w:tcPr>
+          <w:p>
+            <w:r>
+              <w:rPr>
+                <w:sz w:val="16"/>
+              </w:rPr>
+              <w:t>Implemented; &gt;1 match reports ambiguous for manual review</w:t>
+            </w:r>
+          </w:p>
+        </w:tc>
+      </w:tr>
+      <w:tr>
+        <w:tc>
+          <w:tcPr>
+            <w:tcW w:type="dxa" w:w="4320"/>
+          </w:tcPr>
+          <w:p>
+            <w:r>
+              <w:rPr>
+                <w:sz w:val="16"/>
+              </w:rPr>
+              <w:t>API key</w:t>
+            </w:r>
+          </w:p>
+        </w:tc>
+        <w:tc>
+          <w:tcPr>
+            <w:tcW w:type="dxa" w:w="4320"/>
+          </w:tcPr>
+          <w:p>
+            <w:r>
+              <w:rPr>
+                <w:sz w:val="16"/>
+              </w:rPr>
+              <w:t>NOT PROVISIONED</w:t>
+            </w:r>
+          </w:p>
+        </w:tc>
+      </w:tr>
+      <w:tr>
+        <w:tc>
+          <w:tcPr>
+            <w:tcW w:type="dxa" w:w="4320"/>
+          </w:tcPr>
+          <w:p>
+            <w:r>
+              <w:rPr>
+                <w:sz w:val="16"/>
+              </w:rPr>
+              <w:t>Operational status</w:t>
+            </w:r>
+          </w:p>
+        </w:tc>
+        <w:tc>
+          <w:tcPr>
+            <w:tcW w:type="dxa" w:w="4320"/>
+          </w:tcPr>
+          <w:p>
+            <w:r>
+              <w:rPr>
+                <w:sz w:val="16"/>
+              </w:rPr>
+              <w:t>NOT OPERATIONAL — excluded from confidence scoring</w:t>
+            </w:r>
+          </w:p>
+        </w:tc>
+      </w:tr>
+    </w:tbl>
+    <w:p/>
+    <w:p>
+      <w:r>
+        <w:t>Both endpoints were probed and returned HTTP 404 with DEMO_KEY and with no</w:t>
+      </w:r>
+    </w:p>
+    <w:p>
+      <w:r>
+        <w:t>key. A registered key is required for each. Steps to obtain one:</w:t>
+      </w:r>
+    </w:p>
+    <w:p>
+      <w:r>
+        <w:t>docs/SAM_GOV_API_KEY_SETUP.md.</w:t>
+      </w:r>
+    </w:p>
+    <w:p>
+      <w:r>
+        <w:t>A key alone is necessary but not sufficient — SAM is keyed on UEI, which the</w:t>
+      </w:r>
+    </w:p>
+    <w:p>
+      <w:r>
+        <w:t>registry does not currently capture.</w:t>
+      </w:r>
+    </w:p>
+    <w:p>
+      <w:pPr>
+        <w:pStyle w:val="Heading2"/>
+      </w:pPr>
+      <w:r>
+        <w:rPr>
+          <w:color w:val="1B2A4A"/>
+        </w:rPr>
+        <w:t>Classification rules — version 2 active</w:t>
+      </w:r>
+    </w:p>
+    <w:p>
+      <w:r>
+        <w:t>v1 retired (5 rules, retired_date set), v2 active (5 rules). SAM is wired in as</w:t>
+      </w:r>
+    </w:p>
+    <w:p>
+      <w:r>
+        <w:t xml:space="preserve">a </w:t>
+      </w:r>
+      <w:r>
+        <w:rPr>
+          <w:b/>
+        </w:rPr>
+        <w:t>disqualifier</w:t>
+      </w:r>
+      <w:r>
+        <w:t>, never a requirement: every SAM condition fires only on a</w:t>
+      </w:r>
+    </w:p>
+    <w:p>
+      <w:r>
+        <w:t>positive finding, so with no key classification is identical to v1 — verified by</w:t>
+      </w:r>
+    </w:p>
+    <w:p>
+      <w:r>
+        <w:t>test_v2_is_identical_to_v1_when_sam_is_silent.</w:t>
+      </w:r>
+    </w:p>
+    <w:p>
+      <w:r>
+        <w:t>v2 also fixes a real defect in v1: RULE-005 matched only status debarred, but</w:t>
+      </w:r>
+    </w:p>
+    <w:p>
+      <w:r>
+        <w:t>the connector emits excluded, so a SAM-excluded entity with clean NPPES/PECOS</w:t>
+      </w:r>
+    </w:p>
+    <w:p>
+      <w:r>
+        <w:t xml:space="preserve">was classified </w:t>
+      </w:r>
+      <w:r>
+        <w:rPr>
+          <w:b/>
+        </w:rPr>
+        <w:t>B1 "No Discrepancy"</w:t>
+      </w:r>
+      <w:r>
+        <w:t>. It is now B4.</w:t>
+      </w:r>
+    </w:p>
+    <w:p>
+      <w:pPr>
+        <w:pStyle w:val="Heading2"/>
+      </w:pPr>
+      <w:r>
+        <w:rPr>
+          <w:color w:val="1B2A4A"/>
+        </w:rPr>
+        <w:t>Connector matrix — current, measured</w:t>
+      </w:r>
+    </w:p>
+    <w:tbl>
+      <w:tblPr>
+        <w:tblStyle w:val="LightGrid-Accent1"/>
+        <w:tblW w:type="auto" w:w="0"/>
+        <w:tblLook w:firstColumn="1" w:firstRow="1" w:lastColumn="0" w:lastRow="0" w:noHBand="0" w:noVBand="1" w:val="04A0"/>
+      </w:tblPr>
+      <w:tblGrid>
+        <w:gridCol w:w="2160"/>
+        <w:gridCol w:w="2160"/>
+        <w:gridCol w:w="2160"/>
+        <w:gridCol w:w="2160"/>
+      </w:tblGrid>
+      <w:tr>
+        <w:tc>
+          <w:tcPr>
+            <w:tcW w:type="dxa" w:w="2160"/>
+          </w:tcPr>
+          <w:p>
+            <w:r>
+              <w:rPr>
+                <w:b/>
+                <w:sz w:val="16"/>
+              </w:rPr>
+              <w:t>Connector</w:t>
+            </w:r>
+          </w:p>
+        </w:tc>
+        <w:tc>
+          <w:tcPr>
+            <w:tcW w:type="dxa" w:w="2160"/>
+          </w:tcPr>
+          <w:p>
+            <w:r>
+              <w:rPr>
+                <w:b/>
+                <w:sz w:val="16"/>
+              </w:rPr>
+              <w:t>Uptime (5 calls)</w:t>
+            </w:r>
+          </w:p>
+        </w:tc>
+        <w:tc>
+          <w:tcPr>
+            <w:tcW w:type="dxa" w:w="2160"/>
+          </w:tcPr>
+          <w:p>
+            <w:r>
+              <w:rPr>
+                <w:b/>
+                <w:sz w:val="16"/>
+              </w:rPr>
+              <w:t>Avg latency</w:t>
+            </w:r>
+          </w:p>
+        </w:tc>
+        <w:tc>
+          <w:tcPr>
+            <w:tcW w:type="dxa" w:w="2160"/>
+          </w:tcPr>
+          <w:p>
+            <w:r>
+              <w:rPr>
+                <w:b/>
+                <w:sz w:val="16"/>
+              </w:rPr>
+              <w:t>Scoring</w:t>
+            </w:r>
+          </w:p>
+        </w:tc>
+      </w:tr>
+      <w:tr>
+        <w:tc>
+          <w:tcPr>
+            <w:tcW w:type="dxa" w:w="2160"/>
+          </w:tcPr>
+          <w:p>
+            <w:r>
+              <w:rPr>
+                <w:sz w:val="16"/>
+              </w:rPr>
+              <w:t>NPPES</w:t>
+            </w:r>
+          </w:p>
+        </w:tc>
+        <w:tc>
+          <w:tcPr>
+            <w:tcW w:type="dxa" w:w="2160"/>
+          </w:tcPr>
+          <w:p>
+            <w:r>
+              <w:rPr>
+                <w:sz w:val="16"/>
+              </w:rPr>
+              <w:t>5/5 (100%)</w:t>
+            </w:r>
+          </w:p>
+        </w:tc>
+        <w:tc>
+          <w:tcPr>
+            <w:tcW w:type="dxa" w:w="2160"/>
+          </w:tcPr>
+          <w:p>
+            <w:r>
+              <w:rPr>
+                <w:sz w:val="16"/>
+              </w:rPr>
+              <w:t>391 ms</w:t>
+            </w:r>
+          </w:p>
+        </w:tc>
+        <w:tc>
+          <w:tcPr>
+            <w:tcW w:type="dxa" w:w="2160"/>
+          </w:tcPr>
+          <w:p>
+            <w:r>
+              <w:rPr>
+                <w:sz w:val="16"/>
+              </w:rPr>
+              <w:t>Included</w:t>
+            </w:r>
+          </w:p>
+        </w:tc>
+      </w:tr>
+      <w:tr>
+        <w:tc>
+          <w:tcPr>
+            <w:tcW w:type="dxa" w:w="2160"/>
+          </w:tcPr>
+          <w:p>
+            <w:r>
+              <w:rPr>
+                <w:sz w:val="16"/>
+              </w:rPr>
+              <w:t>PECOS</w:t>
+            </w:r>
+          </w:p>
+        </w:tc>
+        <w:tc>
+          <w:tcPr>
+            <w:tcW w:type="dxa" w:w="2160"/>
+          </w:tcPr>
+          <w:p>
+            <w:r>
+              <w:rPr>
+                <w:sz w:val="16"/>
+              </w:rPr>
+              <w:t>5/5 (100%)</w:t>
+            </w:r>
+          </w:p>
+        </w:tc>
+        <w:tc>
+          <w:tcPr>
+            <w:tcW w:type="dxa" w:w="2160"/>
+          </w:tcPr>
+          <w:p>
+            <w:r>
+              <w:rPr>
+                <w:sz w:val="16"/>
+              </w:rPr>
+              <w:t>242 ms</w:t>
+            </w:r>
+          </w:p>
+        </w:tc>
+        <w:tc>
+          <w:tcPr>
+            <w:tcW w:type="dxa" w:w="2160"/>
+          </w:tcPr>
+          <w:p>
+            <w:r>
+              <w:rPr>
+                <w:sz w:val="16"/>
+              </w:rPr>
+              <w:t>Included</w:t>
+            </w:r>
+          </w:p>
+        </w:tc>
+      </w:tr>
+      <w:tr>
+        <w:tc>
+          <w:tcPr>
+            <w:tcW w:type="dxa" w:w="2160"/>
+          </w:tcPr>
+          <w:p>
+            <w:r>
+              <w:rPr>
+                <w:sz w:val="16"/>
+              </w:rPr>
+              <w:t>OIG LEIE</w:t>
+            </w:r>
+          </w:p>
+        </w:tc>
+        <w:tc>
+          <w:tcPr>
+            <w:tcW w:type="dxa" w:w="2160"/>
+          </w:tcPr>
+          <w:p>
+            <w:r>
+              <w:rPr>
+                <w:sz w:val="16"/>
+              </w:rPr>
+              <w:t>5/5 (100%)</w:t>
+            </w:r>
+          </w:p>
+        </w:tc>
+        <w:tc>
+          <w:tcPr>
+            <w:tcW w:type="dxa" w:w="2160"/>
+          </w:tcPr>
+          <w:p>
+            <w:r>
+              <w:rPr>
+                <w:sz w:val="16"/>
+              </w:rPr>
+              <w:t>428 ms</w:t>
+            </w:r>
+          </w:p>
+        </w:tc>
+        <w:tc>
+          <w:tcPr>
+            <w:tcW w:type="dxa" w:w="2160"/>
+          </w:tcPr>
+          <w:p>
+            <w:r>
+              <w:rPr>
+                <w:sz w:val="16"/>
+              </w:rPr>
+              <w:t>Included</w:t>
+            </w:r>
+          </w:p>
+        </w:tc>
+      </w:tr>
+      <w:tr>
+        <w:tc>
+          <w:tcPr>
+            <w:tcW w:type="dxa" w:w="2160"/>
+          </w:tcPr>
+          <w:p>
+            <w:r>
+              <w:rPr>
+                <w:sz w:val="16"/>
+              </w:rPr>
+              <w:t>SAM.gov</w:t>
+            </w:r>
+          </w:p>
+        </w:tc>
+        <w:tc>
+          <w:tcPr>
+            <w:tcW w:type="dxa" w:w="2160"/>
+          </w:tcPr>
+          <w:p>
+            <w:r>
+              <w:rPr>
+                <w:sz w:val="16"/>
+              </w:rPr>
+              <w:t>0/5 (0%) — HTTP 404, no key</w:t>
+            </w:r>
+          </w:p>
+        </w:tc>
+        <w:tc>
+          <w:tcPr>
+            <w:tcW w:type="dxa" w:w="2160"/>
+          </w:tcPr>
+          <w:p>
+            <w:r>
+              <w:rPr>
+                <w:sz w:val="16"/>
+              </w:rPr>
+              <w:t>252 ms</w:t>
+            </w:r>
+          </w:p>
+        </w:tc>
+        <w:tc>
+          <w:tcPr>
+            <w:tcW w:type="dxa" w:w="2160"/>
+          </w:tcPr>
+          <w:p>
+            <w:r>
+              <w:rPr>
+                <w:sz w:val="16"/>
+              </w:rPr>
+              <w:t>Excluded — not operational</w:t>
+            </w:r>
+          </w:p>
+        </w:tc>
+      </w:tr>
+    </w:tbl>
+    <w:p/>
+    <w:p>
+      <w:pPr>
+        <w:pStyle w:val="Heading2"/>
+      </w:pPr>
+      <w:r>
+        <w:rPr>
+          <w:color w:val="1B2A4A"/>
+        </w:rPr>
+        <w:t>Bulletin source health — 431 feeds probed twice</w:t>
+      </w:r>
+    </w:p>
+    <w:tbl>
+      <w:tblPr>
+        <w:tblStyle w:val="LightGrid-Accent1"/>
+        <w:tblW w:type="auto" w:w="0"/>
+        <w:tblLook w:firstColumn="1" w:firstRow="1" w:lastColumn="0" w:lastRow="0" w:noHBand="0" w:noVBand="1" w:val="04A0"/>
+      </w:tblPr>
+      <w:tblGrid>
+        <w:gridCol w:w="4320"/>
+        <w:gridCol w:w="4320"/>
+      </w:tblGrid>
+      <w:tr>
+        <w:tc>
+          <w:tcPr>
+            <w:tcW w:type="dxa" w:w="4320"/>
+          </w:tcPr>
+          <w:p>
+            <w:r>
+              <w:rPr>
+                <w:b/>
+                <w:sz w:val="16"/>
+              </w:rPr>
+              <w:t>Category</w:t>
+            </w:r>
+          </w:p>
+        </w:tc>
+        <w:tc>
+          <w:tcPr>
+            <w:tcW w:type="dxa" w:w="4320"/>
+          </w:tcPr>
+          <w:p>
+            <w:r>
+              <w:rPr>
+                <w:b/>
+                <w:sz w:val="16"/>
+              </w:rPr>
+              <w:t>Count</w:t>
+            </w:r>
+          </w:p>
+        </w:tc>
+      </w:tr>
+      <w:tr>
+        <w:tc>
+          <w:tcPr>
+            <w:tcW w:type="dxa" w:w="4320"/>
+          </w:tcPr>
+          <w:p>
+            <w:r>
+              <w:rPr>
+                <w:sz w:val="16"/>
+              </w:rPr>
+              <w:t>ACTIVE</w:t>
+            </w:r>
+          </w:p>
+        </w:tc>
+        <w:tc>
+          <w:tcPr>
+            <w:tcW w:type="dxa" w:w="4320"/>
+          </w:tcPr>
+          <w:p>
+            <w:r>
+              <w:rPr>
+                <w:sz w:val="16"/>
+              </w:rPr>
+              <w:t>161</w:t>
+            </w:r>
+          </w:p>
+        </w:tc>
+      </w:tr>
+      <w:tr>
+        <w:tc>
+          <w:tcPr>
+            <w:tcW w:type="dxa" w:w="4320"/>
+          </w:tcPr>
+          <w:p>
+            <w:r>
+              <w:rPr>
+                <w:sz w:val="16"/>
+              </w:rPr>
+              <w:t>TRANSIENT_RECOVERED (working; first sweep was wrong)</w:t>
+            </w:r>
+          </w:p>
+        </w:tc>
+        <w:tc>
+          <w:tcPr>
+            <w:tcW w:type="dxa" w:w="4320"/>
+          </w:tcPr>
+          <w:p>
+            <w:r>
+              <w:rPr>
+                <w:sz w:val="16"/>
+              </w:rPr>
+              <w:t>78</w:t>
+            </w:r>
+          </w:p>
+        </w:tc>
+      </w:tr>
+      <w:tr>
+        <w:tc>
+          <w:tcPr>
+            <w:tcW w:type="dxa" w:w="4320"/>
+          </w:tcPr>
+          <w:p>
+            <w:r>
+              <w:rPr>
+                <w:sz w:val="16"/>
+              </w:rPr>
+              <w:t>DEAD_URL (404/410 twice — deactivated)</w:t>
+            </w:r>
+          </w:p>
+        </w:tc>
+        <w:tc>
+          <w:tcPr>
+            <w:tcW w:type="dxa" w:w="4320"/>
+          </w:tcPr>
+          <w:p>
+            <w:r>
+              <w:rPr>
+                <w:sz w:val="16"/>
+              </w:rPr>
+              <w:t>78</w:t>
+            </w:r>
+          </w:p>
+        </w:tc>
+      </w:tr>
+      <w:tr>
+        <w:tc>
+          <w:tcPr>
+            <w:tcW w:type="dxa" w:w="4320"/>
+          </w:tcPr>
+          <w:p>
+            <w:r>
+              <w:rPr>
+                <w:sz w:val="16"/>
+              </w:rPr>
+              <w:t>ACCESS_BLOCKED (401/403 — NOT deactivated)</w:t>
+            </w:r>
+          </w:p>
+        </w:tc>
+        <w:tc>
+          <w:tcPr>
+            <w:tcW w:type="dxa" w:w="4320"/>
+          </w:tcPr>
+          <w:p>
+            <w:r>
+              <w:rPr>
+                <w:sz w:val="16"/>
+              </w:rPr>
+              <w:t>58</w:t>
+            </w:r>
+          </w:p>
+        </w:tc>
+      </w:tr>
+      <w:tr>
+        <w:tc>
+          <w:tcPr>
+            <w:tcW w:type="dxa" w:w="4320"/>
+          </w:tcPr>
+          <w:p>
+            <w:r>
+              <w:rPr>
+                <w:sz w:val="16"/>
+              </w:rPr>
+              <w:t>STALE</w:t>
+            </w:r>
+          </w:p>
+        </w:tc>
+        <w:tc>
+          <w:tcPr>
+            <w:tcW w:type="dxa" w:w="4320"/>
+          </w:tcPr>
+          <w:p>
+            <w:r>
+              <w:rPr>
+                <w:sz w:val="16"/>
+              </w:rPr>
+              <w:t>38</w:t>
+            </w:r>
+          </w:p>
+        </w:tc>
+      </w:tr>
+      <w:tr>
+        <w:tc>
+          <w:tcPr>
+            <w:tcW w:type="dxa" w:w="4320"/>
+          </w:tcPr>
+          <w:p>
+            <w:r>
+              <w:rPr>
+                <w:sz w:val="16"/>
+              </w:rPr>
+              <w:t>UNREACHABLE</w:t>
+            </w:r>
+          </w:p>
+        </w:tc>
+        <w:tc>
+          <w:tcPr>
+            <w:tcW w:type="dxa" w:w="4320"/>
+          </w:tcPr>
+          <w:p>
+            <w:r>
+              <w:rPr>
+                <w:sz w:val="16"/>
+              </w:rPr>
+              <w:t>15</w:t>
+            </w:r>
+          </w:p>
+        </w:tc>
+      </w:tr>
+    </w:tbl>
+    <w:p/>
+    <w:p>
+      <w:r>
+        <w:t>The fast sweep reported 232 failures; 78 of them (34%) worked on a gentler</w:t>
+      </w:r>
+    </w:p>
+    <w:p>
+      <w:r>
+        <w:t>re-probe. Only twice-confirmed 404/410 feeds were deactivated. Full evidence:</w:t>
+      </w:r>
+    </w:p>
+    <w:p>
+      <w:r>
+        <w:t>docs/audit/SOURCE_HEALTH_INVESTIGATION.md.</w:t>
+      </w:r>
+    </w:p>
+    <w:p>
+      <w:pPr>
+        <w:pStyle w:val="Heading2"/>
+      </w:pPr>
+      <w:r>
+        <w:rPr>
+          <w:color w:val="1B2A4A"/>
+        </w:rPr>
+        <w:t>DAST now runs in CI</w:t>
+      </w:r>
+    </w:p>
+    <w:p>
+      <w:r>
+        <w:t>DAST could not execute on the workstation (no container runtime, no JRE). It is</w:t>
+      </w:r>
+    </w:p>
+    <w:p>
+      <w:r>
+        <w:t>wired into GitHub Actions instead, dev-only, with a guard that fails the job if</w:t>
+      </w:r>
+    </w:p>
+    <w:p>
+      <w:r>
+        <w:t>the target resolves to production:</w:t>
+      </w:r>
+    </w:p>
+    <w:tbl>
+      <w:tblPr>
+        <w:tblStyle w:val="LightGrid-Accent1"/>
+        <w:tblW w:type="auto" w:w="0"/>
+        <w:tblLook w:firstColumn="1" w:firstRow="1" w:lastColumn="0" w:lastRow="0" w:noHBand="0" w:noVBand="1" w:val="04A0"/>
+      </w:tblPr>
+      <w:tblGrid>
+        <w:gridCol w:w="2880"/>
+        <w:gridCol w:w="2880"/>
+        <w:gridCol w:w="2880"/>
+      </w:tblGrid>
+      <w:tr>
+        <w:tc>
+          <w:tcPr>
+            <w:tcW w:type="dxa" w:w="2880"/>
+          </w:tcPr>
+          <w:p>
+            <w:r>
+              <w:rPr>
+                <w:b/>
+                <w:sz w:val="16"/>
+              </w:rPr>
+              <w:t>Pipeline</w:t>
+            </w:r>
+          </w:p>
+        </w:tc>
+        <w:tc>
+          <w:tcPr>
+            <w:tcW w:type="dxa" w:w="2880"/>
+          </w:tcPr>
+          <w:p>
+            <w:r>
+              <w:rPr>
+                <w:b/>
+                <w:sz w:val="16"/>
+              </w:rPr>
+              <w:t>Surface</w:t>
+            </w:r>
+          </w:p>
+        </w:tc>
+        <w:tc>
+          <w:tcPr>
+            <w:tcW w:type="dxa" w:w="2880"/>
+          </w:tcPr>
+          <w:p>
+            <w:r>
+              <w:rPr>
+                <w:b/>
+                <w:sz w:val="16"/>
+              </w:rPr>
+              <w:t>Schedule</w:t>
+            </w:r>
+          </w:p>
+        </w:tc>
+      </w:tr>
+      <w:tr>
+        <w:tc>
+          <w:tcPr>
+            <w:tcW w:type="dxa" w:w="2880"/>
+          </w:tcPr>
+          <w:p>
+            <w:r>
+              <w:rPr>
+                <w:sz w:val="16"/>
+              </w:rPr>
+              <w:t>zap-scan.yml (OWASP ZAP)</w:t>
+            </w:r>
+          </w:p>
+        </w:tc>
+        <w:tc>
+          <w:tcPr>
+            <w:tcW w:type="dxa" w:w="2880"/>
+          </w:tcPr>
+          <w:p>
+            <w:r>
+              <w:rPr>
+                <w:sz w:val="16"/>
+              </w:rPr>
+              <w:t>Unauthenticated</w:t>
+            </w:r>
+          </w:p>
+        </w:tc>
+        <w:tc>
+          <w:tcPr>
+            <w:tcW w:type="dxa" w:w="2880"/>
+          </w:tcPr>
+          <w:p>
+            <w:r>
+              <w:rPr>
+                <w:sz w:val="16"/>
+              </w:rPr>
+              <w:t>Mondays 06:00 UTC</w:t>
+            </w:r>
+          </w:p>
+        </w:tc>
+      </w:tr>
+      <w:tr>
+        <w:tc>
+          <w:tcPr>
+            <w:tcW w:type="dxa" w:w="2880"/>
+          </w:tcPr>
+          <w:p>
+            <w:r>
+              <w:rPr>
+                <w:sz w:val="16"/>
+              </w:rPr>
+              <w:t>stackhawk-scan.yml (StackHawk)</w:t>
+            </w:r>
+          </w:p>
+        </w:tc>
+        <w:tc>
+          <w:tcPr>
+            <w:tcW w:type="dxa" w:w="2880"/>
+          </w:tcPr>
+          <w:p>
+            <w:r>
+              <w:rPr>
+                <w:sz w:val="16"/>
+              </w:rPr>
+              <w:t>Authenticated (bearer token)</w:t>
+            </w:r>
+          </w:p>
+        </w:tc>
+        <w:tc>
+          <w:tcPr>
+            <w:tcW w:type="dxa" w:w="2880"/>
+          </w:tcPr>
+          <w:p>
+            <w:r>
+              <w:rPr>
+                <w:sz w:val="16"/>
+              </w:rPr>
+              <w:t>Mondays 06:30 UTC</w:t>
+            </w:r>
+          </w:p>
+        </w:tc>
+      </w:tr>
+    </w:tbl>
+    <w:p/>
+    <w:p>
+      <w:r>
+        <w:t>They are complementary, not redundant: an unauthenticated scan records every</w:t>
+      </w:r>
+    </w:p>
+    <w:p>
+      <w:r>
+        <w:t>TEFCA ARC endpoint as 401 and moves on. Setup and the mandatory finding-</w:t>
+      </w:r>
+    </w:p>
+    <w:p>
+      <w:r>
+        <w:t>validation workflow: docs/DAST_CI_SETUP.md.</w:t>
+      </w:r>
+    </w:p>
+    <w:p>
+      <w:r/>
+      <w:r>
+        <w:rPr>
+          <w:b/>
+        </w:rPr>
+        <w:t>Neither has executed yet</w:t>
+      </w:r>
+      <w:r>
+        <w:t xml:space="preserve"> — both are scheduled/manual-trigger, and StackHawk</w:t>
+      </w:r>
+    </w:p>
+    <w:p>
+      <w:r>
+        <w:t xml:space="preserve">additionally needs HAWK_API_KEY. Results: </w:t>
+      </w:r>
+      <w:r>
+        <w:rPr>
+          <w:b/>
+        </w:rPr>
+        <w:t>Not Executed</w:t>
+      </w:r>
+      <w:r>
+        <w:t>.</w:t>
+      </w:r>
+    </w:p>
+    <w:p>
+      <w:pPr>
+        <w:pStyle w:val="Heading2"/>
+      </w:pPr>
+      <w:r>
+        <w:rPr>
+          <w:color w:val="1B2A4A"/>
+        </w:rPr>
+        <w:t>Risk acceptance</w:t>
+      </w:r>
+    </w:p>
+    <w:p>
+      <w:r>
+        <w:t>Six entries recorded in docs/RISK_ACCEPTANCE_REGISTER.md (RA-001..006), review</w:t>
+      </w:r>
+    </w:p>
+    <w:p>
+      <w:r>
+        <w:t xml:space="preserve">date 2026-10-31. The register is </w:t>
+      </w:r>
+      <w:r>
+        <w:rPr>
+          <w:b/>
+        </w:rPr>
+        <w:t>unsigned</w:t>
+      </w:r>
+      <w:r>
+        <w:t xml:space="preserve"> — risk acceptance is a human</w:t>
+      </w:r>
+    </w:p>
+    <w:p>
+      <w:r>
+        <w:t>decision and is not recorded as taken until it has been.</w:t>
+      </w:r>
+    </w:p>
     <w:sectPr>
       <w:footerReference w:type="default" r:id="rId9"/>
       <w:pgSz w:w="12240" w:h="15840"/>
@@ -4135,7 +5237,7 @@
       <w:rPr>
         <w:sz w:val="14"/>
       </w:rPr>
-      <w:t>Contract 7571MN26F80064 · Alliance Global Tech · Build 706a2f641f3a · Development environment</w:t>
+      <w:t>Contract 7571MN26F80064 · Alliance Global Tech · Build dfdbf71478cd · Development environment</w:t>
     </w:r>
   </w:p>
 </w:ftr>
